--- a/Python_MCP_Server/claude_desktop_chat.docx
+++ b/Python_MCP_Server/claude_desktop_chat.docx
@@ -4,6 +4,7 @@
   <w:body>
     <w:p>
       <w:pPr>
+        <w:jc w:val="center"/>
         <w:rPr>
           <w:b/>
           <w:bCs/>
@@ -14,10 +15,141 @@
           <w:b/>
           <w:bCs/>
         </w:rPr>
+        <w:t xml:space="preserve">Integration python MCP </w:t>
+      </w:r>
+      <w:proofErr w:type="gramStart"/>
+      <w:r>
+        <w:rPr>
+          <w:b/>
+          <w:bCs/>
+        </w:rPr>
+        <w:t>server</w:t>
+      </w:r>
+      <w:r>
+        <w:rPr>
+          <w:b/>
+          <w:bCs/>
+        </w:rPr>
+        <w:t>(</w:t>
+      </w:r>
+      <w:proofErr w:type="spellStart"/>
+      <w:proofErr w:type="gramEnd"/>
+      <w:r>
+        <w:rPr>
+          <w:b/>
+          <w:bCs/>
+        </w:rPr>
+        <w:t>postgresql</w:t>
+      </w:r>
+      <w:proofErr w:type="spellEnd"/>
+      <w:r>
+        <w:rPr>
+          <w:b/>
+          <w:bCs/>
+        </w:rPr>
+        <w:t xml:space="preserve"> </w:t>
+      </w:r>
+      <w:proofErr w:type="spellStart"/>
+      <w:r>
+        <w:rPr>
+          <w:b/>
+          <w:bCs/>
+        </w:rPr>
+        <w:t>db</w:t>
+      </w:r>
+      <w:proofErr w:type="spellEnd"/>
+      <w:r>
+        <w:rPr>
+          <w:b/>
+          <w:bCs/>
+        </w:rPr>
+        <w:t>)</w:t>
+      </w:r>
+      <w:r>
+        <w:rPr>
+          <w:b/>
+          <w:bCs/>
+        </w:rPr>
+        <w:t xml:space="preserve"> with </w:t>
+      </w:r>
+      <w:proofErr w:type="spellStart"/>
+      <w:r>
+        <w:rPr>
+          <w:b/>
+          <w:bCs/>
+        </w:rPr>
+        <w:t>claude</w:t>
+      </w:r>
+      <w:proofErr w:type="spellEnd"/>
+      <w:r>
+        <w:rPr>
+          <w:b/>
+          <w:bCs/>
+        </w:rPr>
+        <w:t xml:space="preserve"> agent</w:t>
+      </w:r>
+    </w:p>
+    <w:p>
+      <w:r>
+        <w:rPr>
+          <w:b/>
+          <w:bCs/>
+        </w:rPr>
+        <w:t>MCP</w:t>
+      </w:r>
+      <w:r>
+        <w:t xml:space="preserve"> (Model Context Protocol) servers provide a standardized way for AI models to securely connect with external tools and data, while </w:t>
+      </w:r>
+      <w:proofErr w:type="spellStart"/>
+      <w:r>
+        <w:rPr>
+          <w:b/>
+          <w:bCs/>
+        </w:rPr>
+        <w:t>FastMCP</w:t>
+      </w:r>
+      <w:proofErr w:type="spellEnd"/>
+      <w:r>
+        <w:t xml:space="preserve"> is the Python framework that makes building and running these servers simple, fast, and production-ready. Together, they allow you to expose Python functions as MCP-compliant tools, resources, and prompts, enabling seamless integration with LLMs.</w:t>
+      </w:r>
+    </w:p>
+    <w:p>
+      <w:pPr>
+        <w:rPr>
+          <w:b/>
+          <w:bCs/>
+        </w:rPr>
+      </w:pPr>
+    </w:p>
+    <w:p>
+      <w:pPr>
+        <w:rPr>
+          <w:b/>
+          <w:bCs/>
+        </w:rPr>
+      </w:pPr>
+      <w:r>
+        <w:rPr>
+          <w:b/>
+          <w:bCs/>
+        </w:rPr>
         <w:t xml:space="preserve">Claude Desktop </w:t>
       </w:r>
     </w:p>
     <w:p>
+      <w:r>
+        <w:t xml:space="preserve">Claude Desktop is </w:t>
+      </w:r>
+      <w:proofErr w:type="spellStart"/>
+      <w:r>
+        <w:t>Anthropic’s</w:t>
+      </w:r>
+      <w:proofErr w:type="spellEnd"/>
+      <w:r>
+        <w:t xml:space="preserve"> official desktop app that brings Claude’s AI capabilities directly to your computer, with seamless integration into files, apps, and workflows. It supports Windows (10+), macOS (11+), and offers extensions for tools like Slack, Excel, PowerPoint, and VS Code.</w:t>
+      </w:r>
+    </w:p>
+    <w:p>
       <w:pPr>
         <w:rPr>
           <w:b/>
@@ -26,8 +158,143 @@
       </w:pPr>
       <w:r>
         <w:rPr>
-          <w:b/>
-          <w:bCs/>
+          <w:rFonts w:ascii="Segoe UI Emoji" w:hAnsi="Segoe UI Emoji" w:cs="Segoe UI Emoji"/>
+          <w:b/>
+          <w:bCs/>
+        </w:rPr>
+        <w:t>🖥️</w:t>
+      </w:r>
+      <w:r>
+        <w:rPr>
+          <w:b/>
+          <w:bCs/>
+        </w:rPr>
+        <w:t xml:space="preserve"> Claude Desktop Key Features</w:t>
+      </w:r>
+    </w:p>
+    <w:p>
+      <w:pPr>
+        <w:numPr>
+          <w:ilvl w:val="0"/>
+          <w:numId w:val="1"/>
+        </w:numPr>
+      </w:pPr>
+      <w:r>
+        <w:rPr>
+          <w:b/>
+          <w:bCs/>
+        </w:rPr>
+        <w:t>Unified Access</w:t>
+      </w:r>
+      <w:r>
+        <w:t>: Claude Chat, Claude Cowork, and Claude Code all in one app.</w:t>
+      </w:r>
+    </w:p>
+    <w:p>
+      <w:pPr>
+        <w:numPr>
+          <w:ilvl w:val="0"/>
+          <w:numId w:val="1"/>
+        </w:numPr>
+      </w:pPr>
+      <w:r>
+        <w:rPr>
+          <w:b/>
+          <w:bCs/>
+        </w:rPr>
+        <w:t>Cross-Platform</w:t>
+      </w:r>
+      <w:r>
+        <w:t xml:space="preserve">: Available for </w:t>
+      </w:r>
+      <w:r>
+        <w:rPr>
+          <w:b/>
+          <w:bCs/>
+        </w:rPr>
+        <w:t>Windows (x64 &amp; ARM64)</w:t>
+      </w:r>
+      <w:r>
+        <w:t xml:space="preserve">, </w:t>
+      </w:r>
+      <w:r>
+        <w:rPr>
+          <w:b/>
+          <w:bCs/>
+        </w:rPr>
+        <w:t>macOS</w:t>
+      </w:r>
+      <w:r>
+        <w:t>, and mobile pairing with iOS/Android.</w:t>
+      </w:r>
+    </w:p>
+    <w:p>
+      <w:pPr>
+        <w:numPr>
+          <w:ilvl w:val="0"/>
+          <w:numId w:val="1"/>
+        </w:numPr>
+      </w:pPr>
+      <w:r>
+        <w:rPr>
+          <w:b/>
+          <w:bCs/>
+        </w:rPr>
+        <w:t>File &amp; App Integration</w:t>
+      </w:r>
+      <w:r>
+        <w:t>: Works with local files, calendars, emails, and messaging apps.</w:t>
+      </w:r>
+    </w:p>
+    <w:p>
+      <w:pPr>
+        <w:numPr>
+          <w:ilvl w:val="0"/>
+          <w:numId w:val="1"/>
+        </w:numPr>
+      </w:pPr>
+      <w:r>
+        <w:rPr>
+          <w:b/>
+          <w:bCs/>
+        </w:rPr>
+        <w:t>Extensions</w:t>
+      </w:r>
+      <w:r>
+        <w:t>: Secure desktop extensions for apps like Slack, Excel, PowerPoint, Word, VS Code, and JetBrains.</w:t>
+      </w:r>
+    </w:p>
+    <w:p>
+      <w:pPr>
+        <w:numPr>
+          <w:ilvl w:val="0"/>
+          <w:numId w:val="1"/>
+        </w:numPr>
+      </w:pPr>
+      <w:r>
+        <w:rPr>
+          <w:b/>
+          <w:bCs/>
+        </w:rPr>
+        <w:t>Enterprise Ready</w:t>
+      </w:r>
+      <w:r>
+        <w:t>: Supports enterprise deployment with policy controls, encrypted storage, and code signing.</w:t>
+      </w:r>
+    </w:p>
+    <w:p/>
+    <w:p>
+      <w:pPr>
+        <w:rPr>
+          <w:b/>
+          <w:bCs/>
+        </w:rPr>
+      </w:pPr>
+      <w:r>
+        <w:rPr>
+          <w:b/>
+          <w:bCs/>
+          <w:noProof/>
         </w:rPr>
         <w:drawing>
           <wp:inline distT="0" distB="0" distL="0" distR="0" wp14:anchorId="47AD408C" wp14:editId="248C6B0B">
@@ -45,7 +312,7 @@
                     <pic:cNvPicPr/>
                   </pic:nvPicPr>
                   <pic:blipFill>
-                    <a:blip r:embed="rId4"/>
+                    <a:blip r:embed="rId5"/>
                     <a:stretch>
                       <a:fillRect/>
                     </a:stretch>
@@ -75,12 +342,29 @@
       </w:pPr>
     </w:p>
     <w:p>
+      <w:pPr>
+        <w:rPr>
+          <w:b/>
+          <w:bCs/>
+        </w:rPr>
+      </w:pPr>
+    </w:p>
+    <w:p>
+      <w:pPr>
+        <w:rPr>
+          <w:b/>
+          <w:bCs/>
+        </w:rPr>
+      </w:pPr>
+    </w:p>
+    <w:p>
       <w:proofErr w:type="spellStart"/>
       <w:r>
         <w:rPr>
           <w:b/>
           <w:bCs/>
         </w:rPr>
+        <w:lastRenderedPageBreak/>
         <w:t>Postgresql</w:t>
       </w:r>
       <w:proofErr w:type="spellEnd"/>
@@ -91,6 +375,9 @@
     <w:p/>
     <w:p>
       <w:r>
+        <w:rPr>
+          <w:noProof/>
+        </w:rPr>
         <w:drawing>
           <wp:inline distT="0" distB="0" distL="0" distR="0" wp14:anchorId="41E328E0" wp14:editId="6791614F">
             <wp:extent cx="5731510" cy="4199890"/>
@@ -107,7 +394,7 @@
                     <pic:cNvPicPr/>
                   </pic:nvPicPr>
                   <pic:blipFill>
-                    <a:blip r:embed="rId5"/>
+                    <a:blip r:embed="rId6"/>
                     <a:stretch>
                       <a:fillRect/>
                     </a:stretch>
@@ -137,29 +424,29 @@
         </w:rPr>
       </w:pPr>
       <w:r>
+        <w:t>C:\Users\90ram\AppData\Local\Packages\Claude_pzs8sxrjxfjjc\LocalCache\Roaming\Claude\</w:t>
+      </w:r>
+      <w:r>
+        <w:rPr>
+          <w:b/>
+          <w:bCs/>
+        </w:rPr>
+        <w:t>claude_desktop_config.</w:t>
+      </w:r>
+      <w:r>
+        <w:rPr>
+          <w:b/>
+          <w:bCs/>
+        </w:rPr>
+        <w:t>json</w:t>
+      </w:r>
+    </w:p>
+    <w:p>
+      <w:r>
+        <w:rPr>
+          <w:noProof/>
+        </w:rPr>
         <w:lastRenderedPageBreak/>
-        <w:t>C:\Users\90ram\AppData\Local\Packages\Claude_pzs8sxrjxfjjc\LocalCache\Roaming\Claude\</w:t>
-      </w:r>
-      <w:r>
-        <w:rPr>
-          <w:b/>
-          <w:bCs/>
-        </w:rPr>
-        <w:t>claude_desktop_config.</w:t>
-      </w:r>
-      <w:r>
-        <w:rPr>
-          <w:b/>
-          <w:bCs/>
-        </w:rPr>
-        <w:t>json</w:t>
-      </w:r>
-    </w:p>
-    <w:p>
-      <w:r>
-        <w:rPr>
-          <w:noProof/>
-        </w:rPr>
         <w:drawing>
           <wp:inline distT="0" distB="0" distL="0" distR="0" wp14:anchorId="7AAA2608" wp14:editId="7FD304A4">
             <wp:extent cx="5730240" cy="3550920"/>
@@ -178,7 +465,7 @@
                     </pic:cNvPicPr>
                   </pic:nvPicPr>
                   <pic:blipFill>
-                    <a:blip r:embed="rId6">
+                    <a:blip r:embed="rId7">
                       <a:extLst>
                         <a:ext uri="{28A0092B-C50C-407E-A947-70E740481C1C}">
                           <a14:useLocalDpi xmlns:a14="http://schemas.microsoft.com/office/drawing/2010/main" val="0"/>
@@ -212,6 +499,9 @@
     </w:p>
     <w:p>
       <w:r>
+        <w:rPr>
+          <w:noProof/>
+        </w:rPr>
         <w:drawing>
           <wp:inline distT="0" distB="0" distL="0" distR="0" wp14:anchorId="3AEB1989" wp14:editId="137AA1C7">
             <wp:extent cx="5731510" cy="3295650"/>
@@ -228,7 +518,7 @@
                     <pic:cNvPicPr/>
                   </pic:nvPicPr>
                   <pic:blipFill>
-                    <a:blip r:embed="rId7"/>
+                    <a:blip r:embed="rId8"/>
                     <a:stretch>
                       <a:fillRect/>
                     </a:stretch>
@@ -257,6 +547,7 @@
     <w:p/>
     <w:p>
       <w:r>
+        <w:lastRenderedPageBreak/>
         <w:t>C:\Users\90ram\AppData\Local\Packages\Claude_pzs8sxrjxfjjc\LocalCache\Roaming\Claude\logs\</w:t>
       </w:r>
       <w:r>
@@ -273,7 +564,7 @@
           <w:noProof/>
         </w:rPr>
         <w:drawing>
-          <wp:inline distT="0" distB="0" distL="0" distR="0" wp14:anchorId="5DBFC810" wp14:editId="393A5BA9">
+          <wp:inline distT="0" distB="0" distL="0" distR="0" wp14:anchorId="5DBFC810" wp14:editId="3CE9A4BE">
             <wp:extent cx="5722620" cy="2933700"/>
             <wp:effectExtent l="0" t="0" r="0" b="0"/>
             <wp:docPr id="389878439" name="Picture 2"/>
@@ -290,7 +581,7 @@
                     </pic:cNvPicPr>
                   </pic:nvPicPr>
                   <pic:blipFill>
-                    <a:blip r:embed="rId8" cstate="print">
+                    <a:blip r:embed="rId9" cstate="print">
                       <a:extLst>
                         <a:ext uri="{28A0092B-C50C-407E-A947-70E740481C1C}">
                           <a14:useLocalDpi xmlns:a14="http://schemas.microsoft.com/office/drawing/2010/main" val="0"/>
@@ -324,6 +615,9 @@
     </w:p>
     <w:p>
       <w:r>
+        <w:rPr>
+          <w:noProof/>
+        </w:rPr>
         <w:drawing>
           <wp:inline distT="0" distB="0" distL="0" distR="0" wp14:anchorId="601F2B12" wp14:editId="1905A777">
             <wp:extent cx="5731510" cy="3453765"/>
@@ -340,7 +634,7 @@
                     <pic:cNvPicPr/>
                   </pic:nvPicPr>
                   <pic:blipFill>
-                    <a:blip r:embed="rId9"/>
+                    <a:blip r:embed="rId10"/>
                     <a:stretch>
                       <a:fillRect/>
                     </a:stretch>
@@ -363,6 +657,9 @@
     </w:p>
     <w:p>
       <w:r>
+        <w:rPr>
+          <w:noProof/>
+        </w:rPr>
         <w:lastRenderedPageBreak/>
         <w:drawing>
           <wp:inline distT="0" distB="0" distL="0" distR="0" wp14:anchorId="2961C62A" wp14:editId="780385B3">
@@ -380,7 +677,7 @@
                     <pic:cNvPicPr/>
                   </pic:nvPicPr>
                   <pic:blipFill>
-                    <a:blip r:embed="rId10"/>
+                    <a:blip r:embed="rId11"/>
                     <a:stretch>
                       <a:fillRect/>
                     </a:stretch>
@@ -403,6 +700,9 @@
     </w:p>
     <w:p>
       <w:r>
+        <w:rPr>
+          <w:noProof/>
+        </w:rPr>
         <w:lastRenderedPageBreak/>
         <w:drawing>
           <wp:inline distT="0" distB="0" distL="0" distR="0" wp14:anchorId="534F4FDE" wp14:editId="225DE60C">
@@ -420,7 +720,7 @@
                     <pic:cNvPicPr/>
                   </pic:nvPicPr>
                   <pic:blipFill>
-                    <a:blip r:embed="rId11"/>
+                    <a:blip r:embed="rId12"/>
                     <a:stretch>
                       <a:fillRect/>
                     </a:stretch>
@@ -443,6 +743,9 @@
     </w:p>
     <w:p>
       <w:r>
+        <w:rPr>
+          <w:noProof/>
+        </w:rPr>
         <w:lastRenderedPageBreak/>
         <w:drawing>
           <wp:inline distT="0" distB="0" distL="0" distR="0" wp14:anchorId="6B31213C" wp14:editId="4DF196E9">
@@ -460,7 +763,7 @@
                     <pic:cNvPicPr/>
                   </pic:nvPicPr>
                   <pic:blipFill>
-                    <a:blip r:embed="rId12"/>
+                    <a:blip r:embed="rId13"/>
                     <a:stretch>
                       <a:fillRect/>
                     </a:stretch>
@@ -484,6 +787,9 @@
     <w:p/>
     <w:p>
       <w:r>
+        <w:rPr>
+          <w:noProof/>
+        </w:rPr>
         <w:lastRenderedPageBreak/>
         <w:drawing>
           <wp:inline distT="0" distB="0" distL="0" distR="0" wp14:anchorId="148CDD5E" wp14:editId="0E7FF94E">
@@ -501,7 +807,7 @@
                     <pic:cNvPicPr/>
                   </pic:nvPicPr>
                   <pic:blipFill>
-                    <a:blip r:embed="rId13"/>
+                    <a:blip r:embed="rId14"/>
                     <a:stretch>
                       <a:fillRect/>
                     </a:stretch>
@@ -524,6 +830,9 @@
     </w:p>
     <w:p>
       <w:r>
+        <w:rPr>
+          <w:noProof/>
+        </w:rPr>
         <w:lastRenderedPageBreak/>
         <w:drawing>
           <wp:inline distT="0" distB="0" distL="0" distR="0" wp14:anchorId="5CC39222" wp14:editId="39A63B36">
@@ -541,7 +850,7 @@
                     <pic:cNvPicPr/>
                   </pic:nvPicPr>
                   <pic:blipFill>
-                    <a:blip r:embed="rId14"/>
+                    <a:blip r:embed="rId15"/>
                     <a:stretch>
                       <a:fillRect/>
                     </a:stretch>
@@ -565,6 +874,9 @@
     <w:p/>
     <w:p>
       <w:r>
+        <w:rPr>
+          <w:noProof/>
+        </w:rPr>
         <w:lastRenderedPageBreak/>
         <w:drawing>
           <wp:inline distT="0" distB="0" distL="0" distR="0" wp14:anchorId="3B6E1E3D" wp14:editId="0F0456C7">
@@ -582,7 +894,7 @@
                     <pic:cNvPicPr/>
                   </pic:nvPicPr>
                   <pic:blipFill>
-                    <a:blip r:embed="rId15"/>
+                    <a:blip r:embed="rId16"/>
                     <a:stretch>
                       <a:fillRect/>
                     </a:stretch>
@@ -606,6 +918,9 @@
     <w:p/>
     <w:p>
       <w:r>
+        <w:rPr>
+          <w:noProof/>
+        </w:rPr>
         <w:lastRenderedPageBreak/>
         <w:drawing>
           <wp:inline distT="0" distB="0" distL="0" distR="0" wp14:anchorId="3622CF73" wp14:editId="427ADCAA">
@@ -623,7 +938,7 @@
                     <pic:cNvPicPr/>
                   </pic:nvPicPr>
                   <pic:blipFill>
-                    <a:blip r:embed="rId16"/>
+                    <a:blip r:embed="rId17"/>
                     <a:stretch>
                       <a:fillRect/>
                     </a:stretch>
@@ -652,6 +967,163 @@
     </w:sectPr>
   </w:body>
 </w:document>
+</file>
+
+<file path=word/numbering.xml><?xml version="1.0" encoding="utf-8"?>
+<w:numbering xmlns:wpc="http://schemas.microsoft.com/office/word/2010/wordprocessingCanvas" xmlns:cx="http://schemas.microsoft.com/office/drawing/2014/chartex" xmlns:cx1="http://schemas.microsoft.com/office/drawing/2015/9/8/chartex" xmlns:cx2="http://schemas.microsoft.com/office/drawing/2015/10/21/chartex" xmlns:cx3="http://schemas.microsoft.com/office/drawing/2016/5/9/chartex" xmlns:cx4="http://schemas.microsoft.com/office/drawing/2016/5/10/chartex" xmlns:cx5="http://schemas.microsoft.com/office/drawing/2016/5/11/chartex" xmlns:cx6="http://schemas.microsoft.com/office/drawing/2016/5/12/chartex" xmlns:cx7="http://schemas.microsoft.com/office/drawing/2016/5/13/chartex" xmlns:cx8="http://schemas.microsoft.com/office/drawing/2016/5/14/chartex" xmlns:mc="http://schemas.openxmlformats.org/markup-compatibility/2006" xmlns:aink="http://schemas.microsoft.com/office/drawing/2016/ink" xmlns:am3d="http://schemas.microsoft.com/office/drawing/2017/model3d" xmlns:o="urn:schemas-microsoft-com:office:office" xmlns:oel="http://schemas.microsoft.com/office/2019/extlst" xmlns:r="http://schemas.openxmlformats.org/officeDocument/2006/relationships" xmlns:m="http://schemas.openxmlformats.org/officeDocument/2006/math" xmlns:v="urn:schemas-microsoft-com:vml" xmlns:wp14="http://schemas.microsoft.com/office/word/2010/wordprocessingDrawing" xmlns:wp="http://schemas.openxmlformats.org/drawingml/2006/wordprocessingDrawing" xmlns:w10="urn:schemas-microsoft-com:office:word" xmlns:w="http://schemas.openxmlformats.org/wordprocessingml/2006/main" xmlns:w14="http://schemas.microsoft.com/office/word/2010/wordml" xmlns:w15="http://schemas.microsoft.com/office/word/2012/wordml" xmlns:w16cex="http://schemas.microsoft.com/office/word/2018/wordml/cex" xmlns:w16cid="http://schemas.microsoft.com/office/word/2016/wordml/cid" xmlns:w16="http://schemas.microsoft.com/office/word/2018/wordml" xmlns:w16du="http://schemas.microsoft.com/office/word/2023/wordml/word16du" xmlns:w16sdtdh="http://schemas.microsoft.com/office/word/2020/wordml/sdtdatahash" xmlns:w16sdtfl="http://schemas.microsoft.com/office/word/2024/wordml/sdtformatlock" xmlns:w16se="http://schemas.microsoft.com/office/word/2015/wordml/symex" xmlns:wpg="http://schemas.microsoft.com/office/word/2010/wordprocessingGroup" xmlns:wpi="http://schemas.microsoft.com/office/word/2010/wordprocessingInk" xmlns:wne="http://schemas.microsoft.com/office/word/2006/wordml" xmlns:wps="http://schemas.microsoft.com/office/word/2010/wordprocessingShape" mc:Ignorable="w14 w15 w16se w16cid w16 w16cex w16sdtdh w16sdtfl w16du wp14">
+  <w:abstractNum w:abstractNumId="0" w15:restartNumberingAfterBreak="0">
+    <w:nsid w:val="431C5E9B"/>
+    <w:multiLevelType w:val="multilevel"/>
+    <w:tmpl w:val="5044CCE8"/>
+    <w:lvl w:ilvl="0">
+      <w:start w:val="1"/>
+      <w:numFmt w:val="bullet"/>
+      <w:lvlText w:val=""/>
+      <w:lvlJc w:val="left"/>
+      <w:pPr>
+        <w:tabs>
+          <w:tab w:val="num" w:pos="720"/>
+        </w:tabs>
+        <w:ind w:left="720" w:hanging="360"/>
+      </w:pPr>
+      <w:rPr>
+        <w:rFonts w:ascii="Symbol" w:hAnsi="Symbol" w:hint="default"/>
+        <w:sz w:val="20"/>
+      </w:rPr>
+    </w:lvl>
+    <w:lvl w:ilvl="1" w:tentative="1">
+      <w:start w:val="1"/>
+      <w:numFmt w:val="bullet"/>
+      <w:lvlText w:val="o"/>
+      <w:lvlJc w:val="left"/>
+      <w:pPr>
+        <w:tabs>
+          <w:tab w:val="num" w:pos="1440"/>
+        </w:tabs>
+        <w:ind w:left="1440" w:hanging="360"/>
+      </w:pPr>
+      <w:rPr>
+        <w:rFonts w:ascii="Courier New" w:hAnsi="Courier New" w:hint="default"/>
+        <w:sz w:val="20"/>
+      </w:rPr>
+    </w:lvl>
+    <w:lvl w:ilvl="2" w:tentative="1">
+      <w:start w:val="1"/>
+      <w:numFmt w:val="bullet"/>
+      <w:lvlText w:val=""/>
+      <w:lvlJc w:val="left"/>
+      <w:pPr>
+        <w:tabs>
+          <w:tab w:val="num" w:pos="2160"/>
+        </w:tabs>
+        <w:ind w:left="2160" w:hanging="360"/>
+      </w:pPr>
+      <w:rPr>
+        <w:rFonts w:ascii="Wingdings" w:hAnsi="Wingdings" w:hint="default"/>
+        <w:sz w:val="20"/>
+      </w:rPr>
+    </w:lvl>
+    <w:lvl w:ilvl="3" w:tentative="1">
+      <w:start w:val="1"/>
+      <w:numFmt w:val="bullet"/>
+      <w:lvlText w:val=""/>
+      <w:lvlJc w:val="left"/>
+      <w:pPr>
+        <w:tabs>
+          <w:tab w:val="num" w:pos="2880"/>
+        </w:tabs>
+        <w:ind w:left="2880" w:hanging="360"/>
+      </w:pPr>
+      <w:rPr>
+        <w:rFonts w:ascii="Wingdings" w:hAnsi="Wingdings" w:hint="default"/>
+        <w:sz w:val="20"/>
+      </w:rPr>
+    </w:lvl>
+    <w:lvl w:ilvl="4" w:tentative="1">
+      <w:start w:val="1"/>
+      <w:numFmt w:val="bullet"/>
+      <w:lvlText w:val=""/>
+      <w:lvlJc w:val="left"/>
+      <w:pPr>
+        <w:tabs>
+          <w:tab w:val="num" w:pos="3600"/>
+        </w:tabs>
+        <w:ind w:left="3600" w:hanging="360"/>
+      </w:pPr>
+      <w:rPr>
+        <w:rFonts w:ascii="Wingdings" w:hAnsi="Wingdings" w:hint="default"/>
+        <w:sz w:val="20"/>
+      </w:rPr>
+    </w:lvl>
+    <w:lvl w:ilvl="5" w:tentative="1">
+      <w:start w:val="1"/>
+      <w:numFmt w:val="bullet"/>
+      <w:lvlText w:val=""/>
+      <w:lvlJc w:val="left"/>
+      <w:pPr>
+        <w:tabs>
+          <w:tab w:val="num" w:pos="4320"/>
+        </w:tabs>
+        <w:ind w:left="4320" w:hanging="360"/>
+      </w:pPr>
+      <w:rPr>
+        <w:rFonts w:ascii="Wingdings" w:hAnsi="Wingdings" w:hint="default"/>
+        <w:sz w:val="20"/>
+      </w:rPr>
+    </w:lvl>
+    <w:lvl w:ilvl="6" w:tentative="1">
+      <w:start w:val="1"/>
+      <w:numFmt w:val="bullet"/>
+      <w:lvlText w:val=""/>
+      <w:lvlJc w:val="left"/>
+      <w:pPr>
+        <w:tabs>
+          <w:tab w:val="num" w:pos="5040"/>
+        </w:tabs>
+        <w:ind w:left="5040" w:hanging="360"/>
+      </w:pPr>
+      <w:rPr>
+        <w:rFonts w:ascii="Wingdings" w:hAnsi="Wingdings" w:hint="default"/>
+        <w:sz w:val="20"/>
+      </w:rPr>
+    </w:lvl>
+    <w:lvl w:ilvl="7" w:tentative="1">
+      <w:start w:val="1"/>
+      <w:numFmt w:val="bullet"/>
+      <w:lvlText w:val=""/>
+      <w:lvlJc w:val="left"/>
+      <w:pPr>
+        <w:tabs>
+          <w:tab w:val="num" w:pos="5760"/>
+        </w:tabs>
+        <w:ind w:left="5760" w:hanging="360"/>
+      </w:pPr>
+      <w:rPr>
+        <w:rFonts w:ascii="Wingdings" w:hAnsi="Wingdings" w:hint="default"/>
+        <w:sz w:val="20"/>
+      </w:rPr>
+    </w:lvl>
+    <w:lvl w:ilvl="8" w:tentative="1">
+      <w:start w:val="1"/>
+      <w:numFmt w:val="bullet"/>
+      <w:lvlText w:val=""/>
+      <w:lvlJc w:val="left"/>
+      <w:pPr>
+        <w:tabs>
+          <w:tab w:val="num" w:pos="6480"/>
+        </w:tabs>
+        <w:ind w:left="6480" w:hanging="360"/>
+      </w:pPr>
+      <w:rPr>
+        <w:rFonts w:ascii="Wingdings" w:hAnsi="Wingdings" w:hint="default"/>
+        <w:sz w:val="20"/>
+      </w:rPr>
+    </w:lvl>
+  </w:abstractNum>
+  <w:num w:numId="1" w16cid:durableId="955217934">
+    <w:abstractNumId w:val="0"/>
+  </w:num>
+</w:numbering>
 </file>
 
 <file path=word/styles.xml><?xml version="1.0" encoding="utf-8"?>
@@ -1257,7 +1729,6 @@
   <w:style w:type="character" w:default="1" w:styleId="DefaultParagraphFont">
     <w:name w:val="Default Paragraph Font"/>
     <w:uiPriority w:val="1"/>
-    <w:semiHidden/>
     <w:unhideWhenUsed/>
   </w:style>
   <w:style w:type="table" w:default="1" w:styleId="TableNormal">
